--- a/CombinedDispersalMS_v6_Ecology.docx
+++ b/CombinedDispersalMS_v6_Ecology.docx
@@ -449,17 +449,82 @@
           <w:szCs w:val="24"/>
           <w:lang w:val="en-US"/>
         </w:rPr>
-        <w:t xml:space="preserve">) are </w:t>
-      </w:r>
-      <w:r>
-        <w:rPr>
-          <w:rFonts w:ascii="Times New Roman" w:hAnsi="Times New Roman" w:cs="Times New Roman"/>
-          <w:sz w:val="24"/>
-          <w:szCs w:val="24"/>
-          <w:lang w:val="en-US"/>
-        </w:rPr>
-        <w:t>available on GitHub and will be made public upon acceptance of this manuscript</w:t>
-      </w:r>
+        <w:t xml:space="preserve">) </w:t>
+      </w:r>
+      <w:r>
+        <w:rPr>
+          <w:rFonts w:ascii="Times New Roman" w:hAnsi="Times New Roman" w:cs="Times New Roman"/>
+          <w:sz w:val="24"/>
+          <w:szCs w:val="24"/>
+        </w:rPr>
+        <w:t>are archived on Zenodo at</w:t>
+      </w:r>
+      <w:r>
+        <w:rPr>
+          <w:rFonts w:ascii="Times New Roman" w:hAnsi="Times New Roman" w:cs="Times New Roman"/>
+          <w:sz w:val="24"/>
+          <w:szCs w:val="24"/>
+        </w:rPr>
+        <w:t xml:space="preserve"> </w:t>
+      </w:r>
+      <w:hyperlink r:id="rId8" w:history="1">
+        <w:r>
+          <w:rPr>
+            <w:rStyle w:val="Hyperlink"/>
+            <w:rFonts w:ascii="Times New Roman" w:hAnsi="Times New Roman" w:cs="Times New Roman"/>
+            <w:sz w:val="24"/>
+            <w:szCs w:val="24"/>
+          </w:rPr>
+          <w:t>https://doi.org/10.528</w:t>
+        </w:r>
+        <w:r>
+          <w:rPr>
+            <w:rStyle w:val="Hyperlink"/>
+            <w:rFonts w:ascii="Times New Roman" w:hAnsi="Times New Roman" w:cs="Times New Roman"/>
+            <w:sz w:val="24"/>
+            <w:szCs w:val="24"/>
+          </w:rPr>
+          <w:t>1</w:t>
+        </w:r>
+        <w:r>
+          <w:rPr>
+            <w:rStyle w:val="Hyperlink"/>
+            <w:rFonts w:ascii="Times New Roman" w:hAnsi="Times New Roman" w:cs="Times New Roman"/>
+            <w:sz w:val="24"/>
+            <w:szCs w:val="24"/>
+          </w:rPr>
+          <w:t>/zenodo.18858942</w:t>
+        </w:r>
+      </w:hyperlink>
+      <w:r>
+        <w:rPr>
+          <w:rFonts w:ascii="Times New Roman" w:hAnsi="Times New Roman" w:cs="Times New Roman"/>
+          <w:sz w:val="24"/>
+          <w:szCs w:val="24"/>
+        </w:rPr>
+        <w:t xml:space="preserve"> </w:t>
+      </w:r>
+      <w:r>
+        <w:rPr>
+          <w:rFonts w:ascii="Times New Roman" w:hAnsi="Times New Roman" w:cs="Times New Roman"/>
+          <w:sz w:val="24"/>
+          <w:szCs w:val="24"/>
+          <w:lang w:val="en-US"/>
+        </w:rPr>
+        <w:t xml:space="preserve">and are on GitHub at </w:t>
+      </w:r>
+      <w:hyperlink r:id="rId9" w:history="1">
+        <w:r>
+          <w:rPr>
+            <w:rStyle w:val="Hyperlink"/>
+            <w:rFonts w:ascii="Times New Roman" w:hAnsi="Times New Roman" w:cs="Times New Roman"/>
+            <w:sz w:val="24"/>
+            <w:szCs w:val="24"/>
+            <w:lang w:val="en-US"/>
+          </w:rPr>
+          <w:t>https://github.com/TrevorHD/CombinedDispersal</w:t>
+        </w:r>
+      </w:hyperlink>
       <w:r>
         <w:rPr>
           <w:rFonts w:ascii="Times New Roman" w:hAnsi="Times New Roman" w:cs="Times New Roman"/>
@@ -9624,7 +9689,7 @@
                     </pic:cNvPicPr>
                   </pic:nvPicPr>
                   <pic:blipFill>
-                    <a:blip r:embed="rId12">
+                    <a:blip r:embed="rId14">
                       <a:extLst>
                         <a:ext uri="{28A0092B-C50C-407E-A947-70E740481C1C}">
                           <a14:useLocalDpi xmlns:a14="http://schemas.microsoft.com/office/drawing/2010/main" val="0"/>
@@ -9722,7 +9787,7 @@
         </w:rPr>
         <w:lastRenderedPageBreak/>
         <w:drawing>
-          <wp:inline distT="0" distB="0" distL="0" distR="0" wp14:anchorId="603A4A43" wp14:editId="520C7E35">
+          <wp:inline distT="0" distB="0" distL="0" distR="0" wp14:anchorId="603A4A43" wp14:editId="5275F224">
             <wp:extent cx="6098400" cy="4572000"/>
             <wp:effectExtent l="0" t="0" r="0" b="0"/>
             <wp:docPr id="423398253" name="Picture 2"/>
@@ -9739,7 +9804,7 @@
                     </pic:cNvPicPr>
                   </pic:nvPicPr>
                   <pic:blipFill>
-                    <a:blip r:embed="rId13" cstate="print">
+                    <a:blip r:embed="rId15" cstate="print">
                       <a:extLst>
                         <a:ext uri="{28A0092B-C50C-407E-A947-70E740481C1C}">
                           <a14:useLocalDpi xmlns:a14="http://schemas.microsoft.com/office/drawing/2010/main" val="0"/>
@@ -9854,7 +9919,7 @@
         </w:rPr>
         <w:lastRenderedPageBreak/>
         <w:drawing>
-          <wp:inline distT="0" distB="0" distL="0" distR="0" wp14:anchorId="7D0F71B6" wp14:editId="34418EB5">
+          <wp:inline distT="0" distB="0" distL="0" distR="0" wp14:anchorId="7D0F71B6" wp14:editId="2086123A">
             <wp:extent cx="5968800" cy="3610800"/>
             <wp:effectExtent l="0" t="0" r="0" b="8890"/>
             <wp:docPr id="766400622" name="Picture 2"/>
@@ -9871,7 +9936,7 @@
                     </pic:cNvPicPr>
                   </pic:nvPicPr>
                   <pic:blipFill>
-                    <a:blip r:embed="rId14" cstate="print">
+                    <a:blip r:embed="rId16" cstate="print">
                       <a:extLst>
                         <a:ext uri="{28A0092B-C50C-407E-A947-70E740481C1C}">
                           <a14:useLocalDpi xmlns:a14="http://schemas.microsoft.com/office/drawing/2010/main" val="0"/>
@@ -9956,7 +10021,7 @@
       </w:r>
     </w:p>
     <w:sectPr>
-      <w:footerReference w:type="default" r:id="rId15"/>
+      <w:footerReference w:type="default" r:id="rId17"/>
       <w:pgSz w:w="12240" w:h="15840"/>
       <w:pgMar w:top="1440" w:right="1440" w:bottom="1440" w:left="1440" w:header="708" w:footer="708" w:gutter="0"/>
       <w:lnNumType w:countBy="1" w:restart="continuous"/>
@@ -11688,6 +11753,18 @@
       <w:lang w:val="en-GB"/>
     </w:rPr>
   </w:style>
+  <w:style w:type="character" w:styleId="FollowedHyperlink">
+    <w:name w:val="FollowedHyperlink"/>
+    <w:basedOn w:val="DefaultParagraphFont"/>
+    <w:uiPriority w:val="99"/>
+    <w:semiHidden/>
+    <w:unhideWhenUsed/>
+    <w:rsid w:val="00660BDE"/>
+    <w:rPr>
+      <w:color w:val="954F72" w:themeColor="followedHyperlink"/>
+      <w:u w:val="single"/>
+    </w:rPr>
+  </w:style>
 </w:styles>
 </file>
 

--- a/CombinedDispersalMS_v6_Ecology.docx
+++ b/CombinedDispersalMS_v6_Ecology.docx
@@ -475,25 +475,7 @@
             <w:sz w:val="24"/>
             <w:szCs w:val="24"/>
           </w:rPr>
-          <w:t>https://doi.org/10.528</w:t>
-        </w:r>
-        <w:r>
-          <w:rPr>
-            <w:rStyle w:val="Hyperlink"/>
-            <w:rFonts w:ascii="Times New Roman" w:hAnsi="Times New Roman" w:cs="Times New Roman"/>
-            <w:sz w:val="24"/>
-            <w:szCs w:val="24"/>
-          </w:rPr>
-          <w:t>1</w:t>
-        </w:r>
-        <w:r>
-          <w:rPr>
-            <w:rStyle w:val="Hyperlink"/>
-            <w:rFonts w:ascii="Times New Roman" w:hAnsi="Times New Roman" w:cs="Times New Roman"/>
-            <w:sz w:val="24"/>
-            <w:szCs w:val="24"/>
-          </w:rPr>
-          <w:t>/zenodo.18858942</w:t>
+          <w:t>https://doi.org/10.5281/zenodo.18858942</w:t>
         </w:r>
       </w:hyperlink>
       <w:r>
@@ -9787,7 +9769,7 @@
         </w:rPr>
         <w:lastRenderedPageBreak/>
         <w:drawing>
-          <wp:inline distT="0" distB="0" distL="0" distR="0" wp14:anchorId="603A4A43" wp14:editId="5275F224">
+          <wp:inline distT="0" distB="0" distL="0" distR="0" wp14:anchorId="603A4A43" wp14:editId="7A2B81E0">
             <wp:extent cx="6098400" cy="4572000"/>
             <wp:effectExtent l="0" t="0" r="0" b="0"/>
             <wp:docPr id="423398253" name="Picture 2"/>
@@ -9919,7 +9901,7 @@
         </w:rPr>
         <w:lastRenderedPageBreak/>
         <w:drawing>
-          <wp:inline distT="0" distB="0" distL="0" distR="0" wp14:anchorId="7D0F71B6" wp14:editId="2086123A">
+          <wp:inline distT="0" distB="0" distL="0" distR="0" wp14:anchorId="7D0F71B6" wp14:editId="4CA89366">
             <wp:extent cx="5968800" cy="3610800"/>
             <wp:effectExtent l="0" t="0" r="0" b="8890"/>
             <wp:docPr id="766400622" name="Picture 2"/>
